--- a/code/analysis/to.do.simulation/7.day.sim.fig.docx
+++ b/code/analysis/to.do.simulation/7.day.sim.fig.docx
@@ -69,6 +69,722 @@
         </w:rPr>
         <w:t>Blue Ruin</w:t>
       </w:r>
+      <w:r>
+        <w:rPr>
+          <w:rFonts w:ascii="Garamond" w:hAnsi="Garamond"/>
+          <w:b/>
+          <w:sz w:val="24"/>
+          <w:szCs w:val="24"/>
+        </w:rPr>
+        <w:t xml:space="preserve"> don’t get gains in do we expected, slightly better in </w:t>
+      </w:r>
+      <w:proofErr w:type="spellStart"/>
+      <w:proofErr w:type="gramStart"/>
+      <w:r>
+        <w:rPr>
+          <w:rFonts w:ascii="Garamond" w:hAnsi="Garamond"/>
+          <w:b/>
+          <w:sz w:val="24"/>
+          <w:szCs w:val="24"/>
+        </w:rPr>
+        <w:t>norwood</w:t>
+      </w:r>
+      <w:proofErr w:type="spellEnd"/>
+      <w:proofErr w:type="gramEnd"/>
+      <w:r>
+        <w:rPr>
+          <w:rFonts w:ascii="Garamond" w:hAnsi="Garamond"/>
+          <w:b/>
+          <w:sz w:val="24"/>
+          <w:szCs w:val="24"/>
+        </w:rPr>
+        <w:t xml:space="preserve">, still in do lower than </w:t>
+      </w:r>
+      <w:proofErr w:type="spellStart"/>
+      <w:r>
+        <w:rPr>
+          <w:rFonts w:ascii="Garamond" w:hAnsi="Garamond"/>
+          <w:b/>
+          <w:sz w:val="24"/>
+          <w:szCs w:val="24"/>
+        </w:rPr>
+        <w:t>epa</w:t>
+      </w:r>
+      <w:proofErr w:type="spellEnd"/>
+      <w:r>
+        <w:rPr>
+          <w:rFonts w:ascii="Garamond" w:hAnsi="Garamond"/>
+          <w:b/>
+          <w:sz w:val="24"/>
+          <w:szCs w:val="24"/>
+        </w:rPr>
+        <w:t xml:space="preserve"> standard. In </w:t>
+      </w:r>
+      <w:proofErr w:type="spellStart"/>
+      <w:proofErr w:type="gramStart"/>
+      <w:r>
+        <w:rPr>
+          <w:rFonts w:ascii="Garamond" w:hAnsi="Garamond"/>
+          <w:b/>
+          <w:sz w:val="24"/>
+          <w:szCs w:val="24"/>
+        </w:rPr>
+        <w:t>norwood</w:t>
+      </w:r>
+      <w:proofErr w:type="spellEnd"/>
+      <w:proofErr w:type="gramEnd"/>
+      <w:r>
+        <w:rPr>
+          <w:rFonts w:ascii="Garamond" w:hAnsi="Garamond"/>
+          <w:b/>
+          <w:sz w:val="24"/>
+          <w:szCs w:val="24"/>
+        </w:rPr>
+        <w:t xml:space="preserve">, more hypoxic at depth, but fish can avoid by moving vertically to higher do, however BR less hypoxic at depth, but surface doesn’t have much DO either. </w:t>
+      </w:r>
+    </w:p>
+    <w:p>
+      <w:pPr>
+        <w:rPr>
+          <w:rFonts w:ascii="Garamond" w:hAnsi="Garamond"/>
+          <w:b/>
+          <w:sz w:val="24"/>
+          <w:szCs w:val="24"/>
+        </w:rPr>
+      </w:pPr>
+      <w:r>
+        <w:rPr>
+          <w:rFonts w:ascii="Garamond" w:hAnsi="Garamond"/>
+          <w:b/>
+          <w:sz w:val="24"/>
+          <w:szCs w:val="24"/>
+        </w:rPr>
+        <w:t xml:space="preserve">Don’t have scope for improvement even with increased temperature. </w:t>
+      </w:r>
+    </w:p>
+    <w:p>
+      <w:pPr>
+        <w:rPr>
+          <w:rFonts w:ascii="Garamond" w:hAnsi="Garamond"/>
+          <w:b/>
+          <w:sz w:val="24"/>
+          <w:szCs w:val="24"/>
+        </w:rPr>
+      </w:pPr>
+    </w:p>
+    <w:p>
+      <w:pPr>
+        <w:rPr>
+          <w:rFonts w:ascii="Garamond" w:hAnsi="Garamond"/>
+          <w:b/>
+          <w:sz w:val="24"/>
+          <w:szCs w:val="24"/>
+        </w:rPr>
+      </w:pPr>
+      <w:r>
+        <w:rPr>
+          <w:rFonts w:ascii="Garamond" w:hAnsi="Garamond"/>
+          <w:b/>
+          <w:sz w:val="24"/>
+          <w:szCs w:val="24"/>
+        </w:rPr>
+        <w:t>Stratification</w:t>
+      </w:r>
+    </w:p>
+    <w:p>
+      <w:pPr>
+        <w:rPr>
+          <w:rFonts w:ascii="Garamond" w:hAnsi="Garamond"/>
+          <w:b/>
+          <w:sz w:val="24"/>
+          <w:szCs w:val="24"/>
+        </w:rPr>
+      </w:pPr>
+      <w:r>
+        <w:rPr>
+          <w:rFonts w:ascii="Garamond" w:hAnsi="Garamond"/>
+          <w:b/>
+          <w:sz w:val="24"/>
+          <w:szCs w:val="24"/>
+        </w:rPr>
+        <w:t>Diel fluctuation</w:t>
+      </w:r>
+    </w:p>
+    <w:p>
+      <w:pPr>
+        <w:rPr>
+          <w:rFonts w:ascii="Garamond" w:hAnsi="Garamond"/>
+          <w:b/>
+          <w:sz w:val="24"/>
+          <w:szCs w:val="24"/>
+        </w:rPr>
+      </w:pPr>
+      <w:r>
+        <w:rPr>
+          <w:rFonts w:ascii="Garamond" w:hAnsi="Garamond"/>
+          <w:b/>
+          <w:sz w:val="24"/>
+          <w:szCs w:val="24"/>
+        </w:rPr>
+        <w:t>Asynchronous stressors</w:t>
+      </w:r>
+    </w:p>
+    <w:p>
+      <w:pPr>
+        <w:rPr>
+          <w:rFonts w:ascii="Garamond" w:hAnsi="Garamond"/>
+          <w:b/>
+          <w:sz w:val="24"/>
+          <w:szCs w:val="24"/>
+        </w:rPr>
+      </w:pPr>
+      <w:r>
+        <w:rPr>
+          <w:rFonts w:ascii="Garamond" w:hAnsi="Garamond"/>
+          <w:b/>
+          <w:sz w:val="24"/>
+          <w:szCs w:val="24"/>
+        </w:rPr>
+        <w:t xml:space="preserve">DVM potential to balance tradeoff, instead of static tradeoff </w:t>
+      </w:r>
+    </w:p>
+    <w:p>
+      <w:pPr>
+        <w:rPr>
+          <w:rFonts w:ascii="Garamond" w:hAnsi="Garamond"/>
+          <w:b/>
+          <w:sz w:val="24"/>
+          <w:szCs w:val="24"/>
+        </w:rPr>
+      </w:pPr>
+      <w:r>
+        <w:rPr>
+          <w:rFonts w:ascii="Garamond" w:hAnsi="Garamond"/>
+          <w:b/>
+          <w:sz w:val="24"/>
+          <w:szCs w:val="24"/>
+        </w:rPr>
+        <w:t xml:space="preserve">Surface layer in BR is fairly hypoxic at night – check out </w:t>
+      </w:r>
+      <w:proofErr w:type="spellStart"/>
+      <w:r>
+        <w:rPr>
+          <w:rFonts w:ascii="Garamond" w:hAnsi="Garamond"/>
+          <w:b/>
+          <w:sz w:val="24"/>
+          <w:szCs w:val="24"/>
+        </w:rPr>
+        <w:t>lmm</w:t>
+      </w:r>
+      <w:proofErr w:type="spellEnd"/>
+      <w:r>
+        <w:rPr>
+          <w:rFonts w:ascii="Garamond" w:hAnsi="Garamond"/>
+          <w:b/>
+          <w:sz w:val="24"/>
+          <w:szCs w:val="24"/>
+        </w:rPr>
+        <w:t xml:space="preserve"> results figure 3 – span of DO limited at night, potentially reflects lack of exchange with aerated </w:t>
+      </w:r>
+      <w:proofErr w:type="spellStart"/>
+      <w:r>
+        <w:rPr>
+          <w:rFonts w:ascii="Garamond" w:hAnsi="Garamond"/>
+          <w:b/>
+          <w:sz w:val="24"/>
+          <w:szCs w:val="24"/>
+        </w:rPr>
+        <w:t>ms</w:t>
+      </w:r>
+      <w:proofErr w:type="spellEnd"/>
+      <w:r>
+        <w:rPr>
+          <w:rFonts w:ascii="Garamond" w:hAnsi="Garamond"/>
+          <w:b/>
+          <w:sz w:val="24"/>
+          <w:szCs w:val="24"/>
+        </w:rPr>
+        <w:t xml:space="preserve"> water.</w:t>
+      </w:r>
+    </w:p>
+    <w:p>
+      <w:pPr>
+        <w:rPr>
+          <w:rFonts w:ascii="Garamond" w:hAnsi="Garamond"/>
+          <w:b/>
+          <w:sz w:val="24"/>
+          <w:szCs w:val="24"/>
+        </w:rPr>
+      </w:pPr>
+      <w:r>
+        <w:rPr>
+          <w:rFonts w:ascii="Garamond" w:hAnsi="Garamond"/>
+          <w:b/>
+          <w:sz w:val="24"/>
+          <w:szCs w:val="24"/>
+        </w:rPr>
+        <w:lastRenderedPageBreak/>
+        <w:t xml:space="preserve">Physiological implications – if you’re starving temperature is the limiting aspect – has clear effects on energetic costs, if you select warmer </w:t>
+      </w:r>
+      <w:proofErr w:type="spellStart"/>
+      <w:r>
+        <w:rPr>
+          <w:rFonts w:ascii="Garamond" w:hAnsi="Garamond"/>
+          <w:b/>
+          <w:sz w:val="24"/>
+          <w:szCs w:val="24"/>
+        </w:rPr>
+        <w:t>tmps</w:t>
+      </w:r>
+      <w:proofErr w:type="spellEnd"/>
+      <w:r>
+        <w:rPr>
+          <w:rFonts w:ascii="Garamond" w:hAnsi="Garamond"/>
+          <w:b/>
+          <w:sz w:val="24"/>
+          <w:szCs w:val="24"/>
+        </w:rPr>
+        <w:t xml:space="preserve"> always increases cost, do demand depends on activity/digestion (multiplier factor of how high active </w:t>
+      </w:r>
+      <w:proofErr w:type="spellStart"/>
+      <w:r>
+        <w:rPr>
+          <w:rFonts w:ascii="Garamond" w:hAnsi="Garamond"/>
+          <w:b/>
+          <w:sz w:val="24"/>
+          <w:szCs w:val="24"/>
+        </w:rPr>
+        <w:t>resp</w:t>
+      </w:r>
+      <w:proofErr w:type="spellEnd"/>
+      <w:r>
+        <w:rPr>
+          <w:rFonts w:ascii="Garamond" w:hAnsi="Garamond"/>
+          <w:b/>
+          <w:sz w:val="24"/>
+          <w:szCs w:val="24"/>
+        </w:rPr>
+        <w:t xml:space="preserve"> above basal </w:t>
+      </w:r>
+      <w:proofErr w:type="spellStart"/>
+      <w:r>
+        <w:rPr>
+          <w:rFonts w:ascii="Garamond" w:hAnsi="Garamond"/>
+          <w:b/>
+          <w:sz w:val="24"/>
+          <w:szCs w:val="24"/>
+        </w:rPr>
+        <w:t>resp</w:t>
+      </w:r>
+      <w:proofErr w:type="spellEnd"/>
+      <w:r>
+        <w:rPr>
+          <w:rFonts w:ascii="Garamond" w:hAnsi="Garamond"/>
+          <w:b/>
+          <w:sz w:val="24"/>
+          <w:szCs w:val="24"/>
+        </w:rPr>
+        <w:t xml:space="preserve">), if at basal </w:t>
+      </w:r>
+      <w:proofErr w:type="spellStart"/>
+      <w:r>
+        <w:rPr>
+          <w:rFonts w:ascii="Garamond" w:hAnsi="Garamond"/>
+          <w:b/>
+          <w:sz w:val="24"/>
+          <w:szCs w:val="24"/>
+        </w:rPr>
+        <w:t>resp</w:t>
+      </w:r>
+      <w:proofErr w:type="spellEnd"/>
+      <w:r>
+        <w:rPr>
+          <w:rFonts w:ascii="Garamond" w:hAnsi="Garamond"/>
+          <w:b/>
+          <w:sz w:val="24"/>
+          <w:szCs w:val="24"/>
+        </w:rPr>
+        <w:t>, may not need too much do</w:t>
+      </w:r>
+    </w:p>
+    <w:p>
+      <w:pPr>
+        <w:rPr>
+          <w:rFonts w:ascii="Garamond" w:hAnsi="Garamond"/>
+          <w:b/>
+          <w:sz w:val="24"/>
+          <w:szCs w:val="24"/>
+        </w:rPr>
+      </w:pPr>
+    </w:p>
+    <w:p>
+      <w:pPr>
+        <w:rPr>
+          <w:rFonts w:ascii="Garamond" w:hAnsi="Garamond"/>
+          <w:b/>
+          <w:sz w:val="24"/>
+          <w:szCs w:val="24"/>
+        </w:rPr>
+      </w:pPr>
+      <w:r>
+        <w:rPr>
+          <w:rFonts w:ascii="Garamond" w:hAnsi="Garamond"/>
+          <w:b/>
+          <w:sz w:val="24"/>
+          <w:szCs w:val="24"/>
+        </w:rPr>
+        <w:t xml:space="preserve">Which begs the question, what is fish condition at the end of summer. </w:t>
+      </w:r>
+    </w:p>
+    <w:p>
+      <w:pPr>
+        <w:rPr>
+          <w:rFonts w:ascii="Garamond" w:hAnsi="Garamond"/>
+          <w:b/>
+          <w:sz w:val="24"/>
+          <w:szCs w:val="24"/>
+        </w:rPr>
+      </w:pPr>
+      <w:r>
+        <w:rPr>
+          <w:rFonts w:ascii="Garamond" w:hAnsi="Garamond"/>
+          <w:b/>
+          <w:sz w:val="24"/>
+          <w:szCs w:val="24"/>
+        </w:rPr>
+        <w:t>DVM softens tradeoff</w:t>
+      </w:r>
+    </w:p>
+    <w:p>
+      <w:pPr>
+        <w:rPr>
+          <w:rFonts w:ascii="Garamond" w:hAnsi="Garamond"/>
+          <w:b/>
+          <w:sz w:val="24"/>
+          <w:szCs w:val="24"/>
+        </w:rPr>
+      </w:pPr>
+      <w:proofErr w:type="spellStart"/>
+      <w:r>
+        <w:rPr>
+          <w:rFonts w:ascii="Garamond" w:hAnsi="Garamond"/>
+          <w:b/>
+          <w:sz w:val="24"/>
+          <w:szCs w:val="24"/>
+        </w:rPr>
+        <w:t>Noteable</w:t>
+      </w:r>
+      <w:proofErr w:type="spellEnd"/>
+      <w:r>
+        <w:rPr>
+          <w:rFonts w:ascii="Garamond" w:hAnsi="Garamond"/>
+          <w:b/>
+          <w:sz w:val="24"/>
+          <w:szCs w:val="24"/>
+        </w:rPr>
+        <w:t xml:space="preserve"> – incur lower oxygen than we’d expect</w:t>
+      </w:r>
+    </w:p>
+    <w:p>
+      <w:pPr>
+        <w:rPr>
+          <w:rFonts w:ascii="Garamond" w:hAnsi="Garamond"/>
+          <w:b/>
+          <w:sz w:val="24"/>
+          <w:szCs w:val="24"/>
+        </w:rPr>
+      </w:pPr>
+      <w:r>
+        <w:rPr>
+          <w:rFonts w:ascii="Garamond" w:hAnsi="Garamond"/>
+          <w:b/>
+          <w:sz w:val="24"/>
+          <w:szCs w:val="24"/>
+        </w:rPr>
+        <w:t xml:space="preserve">What this comes down to is time – if they were to go to refuge for a day they would not select low DO habitats (maybe?) probably not optimal solution to their problem. They have to go potentially for a long time to weather high temperatures, in that case they are playing a game of trying to </w:t>
+      </w:r>
+    </w:p>
+    <w:p>
+      <w:pPr>
+        <w:rPr>
+          <w:rFonts w:ascii="Garamond" w:hAnsi="Garamond"/>
+          <w:b/>
+          <w:sz w:val="24"/>
+          <w:szCs w:val="24"/>
+        </w:rPr>
+      </w:pPr>
+      <w:r>
+        <w:rPr>
+          <w:rFonts w:ascii="Garamond" w:hAnsi="Garamond"/>
+          <w:b/>
+          <w:sz w:val="24"/>
+          <w:szCs w:val="24"/>
+        </w:rPr>
+        <w:t xml:space="preserve">Leave </w:t>
+      </w:r>
+      <w:proofErr w:type="spellStart"/>
+      <w:r>
+        <w:rPr>
+          <w:rFonts w:ascii="Garamond" w:hAnsi="Garamond"/>
+          <w:b/>
+          <w:sz w:val="24"/>
+          <w:szCs w:val="24"/>
+        </w:rPr>
+        <w:t>ms</w:t>
+      </w:r>
+      <w:proofErr w:type="spellEnd"/>
+      <w:r>
+        <w:rPr>
+          <w:rFonts w:ascii="Garamond" w:hAnsi="Garamond"/>
+          <w:b/>
+          <w:sz w:val="24"/>
+          <w:szCs w:val="24"/>
+        </w:rPr>
+        <w:t xml:space="preserve"> combination of thermal stress and food (not keeping up with energetic costs), habitat moving to is truly a refuge – different challenge on different timescale, not instantaneous conditions and whether it’s too hot/losing gains, more like how long can I starve</w:t>
+      </w:r>
+    </w:p>
+    <w:p>
+      <w:pPr>
+        <w:rPr>
+          <w:rFonts w:ascii="Garamond" w:hAnsi="Garamond"/>
+          <w:b/>
+          <w:sz w:val="24"/>
+          <w:szCs w:val="24"/>
+        </w:rPr>
+      </w:pPr>
+      <w:r>
+        <w:rPr>
+          <w:rFonts w:ascii="Garamond" w:hAnsi="Garamond"/>
+          <w:b/>
+          <w:sz w:val="24"/>
+          <w:szCs w:val="24"/>
+        </w:rPr>
+        <w:t xml:space="preserve">What are the long term effects of hypoxia, at end of day what is shaping behavior is nutritional stress and </w:t>
+      </w:r>
+      <w:r>
+        <w:rPr>
+          <w:rFonts w:ascii="Garamond" w:hAnsi="Garamond"/>
+          <w:b/>
+          <w:sz w:val="24"/>
+          <w:szCs w:val="24"/>
+        </w:rPr>
+        <w:t xml:space="preserve">truly fucked DO – </w:t>
+      </w:r>
+    </w:p>
+    <w:p>
+      <w:pPr>
+        <w:rPr>
+          <w:rFonts w:ascii="Garamond" w:hAnsi="Garamond"/>
+          <w:b/>
+          <w:sz w:val="24"/>
+          <w:szCs w:val="24"/>
+        </w:rPr>
+      </w:pPr>
+    </w:p>
+    <w:p>
+      <w:pPr>
+        <w:rPr>
+          <w:rFonts w:ascii="Garamond" w:hAnsi="Garamond"/>
+          <w:b/>
+          <w:sz w:val="24"/>
+          <w:szCs w:val="24"/>
+        </w:rPr>
+      </w:pPr>
+      <w:r>
+        <w:rPr>
+          <w:rFonts w:ascii="Garamond" w:hAnsi="Garamond"/>
+          <w:b/>
+          <w:sz w:val="24"/>
+          <w:szCs w:val="24"/>
+        </w:rPr>
+        <w:t>Literature on cyclical low DO exposure – cumulative effects of low DO</w:t>
+      </w:r>
+    </w:p>
+    <w:p>
+      <w:pPr>
+        <w:rPr>
+          <w:rFonts w:ascii="Garamond" w:hAnsi="Garamond"/>
+          <w:b/>
+          <w:sz w:val="24"/>
+          <w:szCs w:val="24"/>
+        </w:rPr>
+      </w:pPr>
+      <w:r>
+        <w:rPr>
+          <w:rFonts w:ascii="Garamond" w:hAnsi="Garamond"/>
+          <w:b/>
+          <w:sz w:val="24"/>
+          <w:szCs w:val="24"/>
+        </w:rPr>
+        <w:t xml:space="preserve">It’s a game of time – just to avoid bad conditions for a day, wouldn’t make sense to go to coldest temps, not optimal. Only makes </w:t>
+      </w:r>
+      <w:proofErr w:type="spellStart"/>
+      <w:r>
+        <w:rPr>
+          <w:rFonts w:ascii="Garamond" w:hAnsi="Garamond"/>
+          <w:b/>
+          <w:sz w:val="24"/>
+          <w:szCs w:val="24"/>
+        </w:rPr>
+        <w:t>sens</w:t>
+      </w:r>
+      <w:proofErr w:type="spellEnd"/>
+      <w:r>
+        <w:rPr>
+          <w:rFonts w:ascii="Garamond" w:hAnsi="Garamond"/>
+          <w:b/>
+          <w:sz w:val="24"/>
+          <w:szCs w:val="24"/>
+        </w:rPr>
+        <w:t xml:space="preserve"> to minimize temps over long periods</w:t>
+      </w:r>
+    </w:p>
+    <w:p>
+      <w:pPr>
+        <w:rPr>
+          <w:rFonts w:ascii="Garamond" w:hAnsi="Garamond"/>
+          <w:b/>
+          <w:sz w:val="24"/>
+          <w:szCs w:val="24"/>
+        </w:rPr>
+      </w:pPr>
+    </w:p>
+    <w:p>
+      <w:pPr>
+        <w:rPr>
+          <w:rFonts w:ascii="Garamond" w:hAnsi="Garamond"/>
+          <w:b/>
+          <w:sz w:val="24"/>
+          <w:szCs w:val="24"/>
+        </w:rPr>
+      </w:pPr>
+      <w:r>
+        <w:rPr>
+          <w:rFonts w:ascii="Garamond" w:hAnsi="Garamond"/>
+          <w:b/>
+          <w:sz w:val="24"/>
+          <w:szCs w:val="24"/>
+        </w:rPr>
+        <w:t>If only trying to avoid high temp, and if ephemeral, would go to moderate temps</w:t>
+      </w:r>
+    </w:p>
+    <w:p>
+      <w:pPr>
+        <w:rPr>
+          <w:rFonts w:ascii="Garamond" w:hAnsi="Garamond"/>
+          <w:b/>
+          <w:sz w:val="24"/>
+          <w:szCs w:val="24"/>
+        </w:rPr>
+      </w:pPr>
+      <w:r>
+        <w:rPr>
+          <w:rFonts w:ascii="Garamond" w:hAnsi="Garamond"/>
+          <w:b/>
+          <w:sz w:val="24"/>
+          <w:szCs w:val="24"/>
+        </w:rPr>
+        <w:t xml:space="preserve">If temp is high and long term, there so long new stressor of energy. </w:t>
+      </w:r>
+    </w:p>
+    <w:p>
+      <w:pPr>
+        <w:rPr>
+          <w:rFonts w:ascii="Garamond" w:hAnsi="Garamond"/>
+          <w:b/>
+          <w:sz w:val="24"/>
+          <w:szCs w:val="24"/>
+        </w:rPr>
+      </w:pPr>
+      <w:r>
+        <w:rPr>
+          <w:rFonts w:ascii="Garamond" w:hAnsi="Garamond"/>
+          <w:b/>
+          <w:sz w:val="24"/>
+          <w:szCs w:val="24"/>
+        </w:rPr>
+        <w:t xml:space="preserve">Food stressor </w:t>
+      </w:r>
+    </w:p>
+    <w:p>
+      <w:pPr>
+        <w:rPr>
+          <w:rFonts w:ascii="Garamond" w:hAnsi="Garamond"/>
+          <w:b/>
+          <w:sz w:val="24"/>
+          <w:szCs w:val="24"/>
+        </w:rPr>
+      </w:pPr>
+      <w:r>
+        <w:rPr>
+          <w:rFonts w:ascii="Garamond" w:hAnsi="Garamond"/>
+          <w:b/>
+          <w:sz w:val="24"/>
+          <w:szCs w:val="24"/>
+        </w:rPr>
+        <w:t xml:space="preserve">Warming temps prolong summer temps, more fish will be doing this, </w:t>
+      </w:r>
+      <w:proofErr w:type="gramStart"/>
+      <w:r>
+        <w:rPr>
+          <w:rFonts w:ascii="Garamond" w:hAnsi="Garamond"/>
+          <w:b/>
+          <w:sz w:val="24"/>
+          <w:szCs w:val="24"/>
+        </w:rPr>
+        <w:t>time</w:t>
+      </w:r>
+      <w:proofErr w:type="gramEnd"/>
+      <w:r>
+        <w:rPr>
+          <w:rFonts w:ascii="Garamond" w:hAnsi="Garamond"/>
+          <w:b/>
+          <w:sz w:val="24"/>
+          <w:szCs w:val="24"/>
+        </w:rPr>
+        <w:t xml:space="preserve"> on refuge might get longer</w:t>
+      </w:r>
+      <w:bookmarkStart w:id="0" w:name="_GoBack"/>
+      <w:bookmarkEnd w:id="0"/>
+    </w:p>
+    <w:p>
+      <w:pPr>
+        <w:rPr>
+          <w:rFonts w:ascii="Garamond" w:hAnsi="Garamond"/>
+          <w:b/>
+          <w:sz w:val="24"/>
+          <w:szCs w:val="24"/>
+        </w:rPr>
+      </w:pPr>
+      <w:r>
+        <w:rPr>
+          <w:rFonts w:ascii="Garamond" w:hAnsi="Garamond"/>
+          <w:b/>
+          <w:sz w:val="24"/>
+          <w:szCs w:val="24"/>
+        </w:rPr>
+        <w:br/>
+      </w:r>
+    </w:p>
+    <w:p>
+      <w:pPr>
+        <w:rPr>
+          <w:rFonts w:ascii="Garamond" w:hAnsi="Garamond"/>
+          <w:b/>
+          <w:sz w:val="24"/>
+          <w:szCs w:val="24"/>
+        </w:rPr>
+      </w:pPr>
+    </w:p>
+    <w:p>
+      <w:pPr>
+        <w:rPr>
+          <w:rFonts w:ascii="Garamond" w:hAnsi="Garamond"/>
+          <w:b/>
+          <w:sz w:val="24"/>
+          <w:szCs w:val="24"/>
+        </w:rPr>
+      </w:pPr>
     </w:p>
     <w:p>
       <w:r>
@@ -138,8 +854,46 @@
         </w:rPr>
         <w:t>Norwood</w:t>
       </w:r>
-      <w:bookmarkStart w:id="0" w:name="_GoBack"/>
-      <w:bookmarkEnd w:id="0"/>
+    </w:p>
+    <w:p>
+      <w:pPr>
+        <w:rPr>
+          <w:rFonts w:ascii="Garamond" w:hAnsi="Garamond"/>
+          <w:b/>
+          <w:sz w:val="24"/>
+          <w:szCs w:val="24"/>
+        </w:rPr>
+      </w:pPr>
+    </w:p>
+    <w:p>
+      <w:pPr>
+        <w:rPr>
+          <w:rFonts w:ascii="Garamond" w:hAnsi="Garamond"/>
+          <w:b/>
+          <w:sz w:val="24"/>
+          <w:szCs w:val="24"/>
+        </w:rPr>
+      </w:pPr>
+      <w:r>
+        <w:rPr>
+          <w:rFonts w:ascii="Garamond" w:hAnsi="Garamond"/>
+          <w:b/>
+          <w:sz w:val="24"/>
+          <w:szCs w:val="24"/>
+        </w:rPr>
+        <w:t>Bivariate plot? Boxplots/</w:t>
+      </w:r>
+      <w:proofErr w:type="spellStart"/>
+      <w:r>
+        <w:rPr>
+          <w:rFonts w:ascii="Garamond" w:hAnsi="Garamond"/>
+          <w:b/>
+          <w:sz w:val="24"/>
+          <w:szCs w:val="24"/>
+        </w:rPr>
+        <w:t>stripchart</w:t>
+      </w:r>
+      <w:proofErr w:type="spellEnd"/>
     </w:p>
     <w:sectPr>
       <w:pgSz w:w="12240" w:h="15840"/>
